--- a/DESTINATION-NIGERIA-BRAND-KIT/09_DOCUMENT_TEMPLATES/LETTERHEAD/DN_Letterhead_Ceremonial_A4.docx
+++ b/DESTINATION-NIGERIA-BRAND-KIT/09_DOCUMENT_TEMPLATES/LETTERHEAD/DN_Letterhead_Ceremonial_A4.docx
@@ -23,7 +23,7 @@
   <w:p>
     <w:pPr>
       <w:pBdr>
-        <w:top w:val="single" w:sz="4" w:space="6" w:color="A9BFA9"/>
+        <w:top w:val="single" w:sz="4" w:space="6" w:color="E7DFCF"/>
       </w:pBdr>
       <w:tabs>
         <w:tab w:pos="9298" w:val="right"/>
@@ -45,24 +45,8 @@
         <w:color w:val="5F6662"/>
         <w:sz w:val="15"/>
       </w:rPr>
-      <w:t xml:space="preserve">  ·  </w:t>
+      <w:t xml:space="preserve">   </w:t>
     </w:r>
-    <w:sdt>
-      <w:sdtPr>
-        <w:alias w:val="website"/>
-        <w:tag w:val="website"/>
-        <w:text/>
-      </w:sdtPr>
-      <w:sdtContent>
-        <w:r>
-          <w:rPr>
-            <w:color w:val="5F6662"/>
-            <w:sz w:val="15"/>
-          </w:rPr>
-          <w:t xml:space="preserve">[website]</w:t>
-        </w:r>
-      </w:sdtContent>
-    </w:sdt>
     <w:r>
       <w:rPr>
         <w:b w:val="0"/>
@@ -70,24 +54,8 @@
         <w:color w:val="5F6662"/>
         <w:sz w:val="15"/>
       </w:rPr>
-      <w:t xml:space="preserve">  ·  </w:t>
+      <w:t>destinationnigeria.org   info@destinationnigeria.org   +234 909 884 3308</w:t>
     </w:r>
-    <w:sdt>
-      <w:sdtPr>
-        <w:alias w:val="email"/>
-        <w:tag w:val="email"/>
-        <w:text/>
-      </w:sdtPr>
-      <w:sdtContent>
-        <w:r>
-          <w:rPr>
-            <w:color w:val="5F6662"/>
-            <w:sz w:val="15"/>
-          </w:rPr>
-          <w:t xml:space="preserve">[email]</w:t>
-        </w:r>
-      </w:sdtContent>
-    </w:sdt>
     <w:r>
       <w:rPr>
         <w:b w:val="0"/>
@@ -121,139 +89,14 @@
       <w:jc w:val="center"/>
     </w:pPr>
     <w:r>
-      <w:drawing>
-        <wp:anchor distT="0" distB="0" distL="0" distR="0" simplePos="0" relativeHeight="251663240" behindDoc="1" locked="1" layoutInCell="1" allowOverlap="1">
-          <wp:simplePos x="0" y="0"/>
-          <wp:positionH relativeFrom="page">
-            <wp:posOffset>0</wp:posOffset>
-          </wp:positionH>
-          <wp:positionV relativeFrom="page">
-            <wp:posOffset>9612000</wp:posOffset>
-          </wp:positionV>
-          <wp:extent cx="7560000" cy="1134000"/>
-          <wp:effectExtent l="0" t="0" r="0" b="0"/>
-          <wp:wrapNone/>
-          <wp:docPr id="5001" name="Picture 1"/>
-          <wp:cNvGraphicFramePr xmlns:a="http://schemas.openxmlformats.org/drawingml/2006/main">
-            <a:graphicFrameLocks noChangeAspect="1"/>
-          </wp:cNvGraphicFramePr>
-          <a:graphic xmlns:a="http://schemas.openxmlformats.org/drawingml/2006/main" xmlns:pic="http://schemas.openxmlformats.org/drawingml/2006/picture">
-            <a:graphicData uri="http://schemas.openxmlformats.org/drawingml/2006/picture">
-              <pic:pic>
-                <pic:nvPicPr>
-                  <pic:cNvPr id="0" name="band.png"/>
-                  <pic:cNvPicPr/>
-                </pic:nvPicPr>
-                <pic:blipFill>
-                  <a:blip r:embed="rId1"/>
-                  <a:stretch>
-                    <a:fillRect/>
-                  </a:stretch>
-                </pic:blipFill>
-                <pic:spPr>
-                  <a:xfrm>
-                    <a:off x="0" y="0"/>
-                    <a:ext cx="7560000" cy="1134000"/>
-                  </a:xfrm>
-                  <a:prstGeom prst="rect"/>
-                </pic:spPr>
-              </pic:pic>
-            </a:graphicData>
-          </a:graphic>
-        </wp:anchor>
-      </w:drawing>
-    </w:r>
-    <w:sdt>
-      <w:sdtPr>
-        <w:alias w:val="Verified postal address"/>
-        <w:tag w:val="verified_postal_address"/>
-        <w:text/>
-      </w:sdtPr>
-      <w:sdtContent>
-        <w:r>
-          <w:rPr>
-            <w:color w:val="5F6662"/>
-            <w:sz w:val="15"/>
-          </w:rPr>
-          <w:t xml:space="preserve">[Verified postal address]</w:t>
-        </w:r>
-      </w:sdtContent>
-    </w:sdt>
-    <w:r>
       <w:rPr>
         <w:b w:val="0"/>
         <w:i w:val="0"/>
         <w:color w:val="5F6662"/>
         <w:sz w:val="15"/>
       </w:rPr>
-      <w:t xml:space="preserve">   ·   </w:t>
+      <w:t>+234 909 884 3308   info@destinationnigeria.org   destinationnigeria.org</w:t>
     </w:r>
-    <w:sdt>
-      <w:sdtPr>
-        <w:alias w:val="Telephone"/>
-        <w:tag w:val="telephone"/>
-        <w:text/>
-      </w:sdtPr>
-      <w:sdtContent>
-        <w:r>
-          <w:rPr>
-            <w:color w:val="5F6662"/>
-            <w:sz w:val="15"/>
-          </w:rPr>
-          <w:t xml:space="preserve">[Telephone]</w:t>
-        </w:r>
-      </w:sdtContent>
-    </w:sdt>
-    <w:r>
-      <w:rPr>
-        <w:b w:val="0"/>
-        <w:i w:val="0"/>
-        <w:color w:val="5F6662"/>
-        <w:sz w:val="15"/>
-      </w:rPr>
-      <w:t xml:space="preserve">   ·   </w:t>
-    </w:r>
-    <w:sdt>
-      <w:sdtPr>
-        <w:alias w:val="Email"/>
-        <w:tag w:val="email"/>
-        <w:text/>
-      </w:sdtPr>
-      <w:sdtContent>
-        <w:r>
-          <w:rPr>
-            <w:color w:val="5F6662"/>
-            <w:sz w:val="15"/>
-          </w:rPr>
-          <w:t xml:space="preserve">[Email]</w:t>
-        </w:r>
-      </w:sdtContent>
-    </w:sdt>
-    <w:r>
-      <w:rPr>
-        <w:b w:val="0"/>
-        <w:i w:val="0"/>
-        <w:color w:val="5F6662"/>
-        <w:sz w:val="15"/>
-      </w:rPr>
-      <w:t xml:space="preserve">   ·   </w:t>
-    </w:r>
-    <w:sdt>
-      <w:sdtPr>
-        <w:alias w:val="Website"/>
-        <w:tag w:val="website"/>
-        <w:text/>
-      </w:sdtPr>
-      <w:sdtContent>
-        <w:r>
-          <w:rPr>
-            <w:color w:val="5F6662"/>
-            <w:sz w:val="15"/>
-          </w:rPr>
-          <w:t xml:space="preserve">[Website]</w:t>
-        </w:r>
-      </w:sdtContent>
-    </w:sdt>
   </w:p>
 </w:ftr>
 </file>
@@ -352,7 +195,7 @@
         <w:caps/>
         <w:color w:val="5F6662"/>
         <w:sz w:val="15"/>
-        <w:spacing w:val="24"/>
+        <w:spacing w:val="10"/>
       </w:rPr>
       <w:tab/>
       <w:t>Continued</w:t>
@@ -569,7 +412,7 @@
   <w:docDefaults>
     <w:rPrDefault>
       <w:rPr>
-        <w:rFonts w:asciiTheme="minorHAnsi" w:eastAsiaTheme="minorEastAsia" w:hAnsiTheme="minorHAnsi" w:cstheme="minorBidi"/>
+        <w:rFonts w:ascii="Public Sans" w:hAnsi="Public Sans" w:cs="Public Sans" w:eastAsia="Public Sans"/>
         <w:sz w:val="22"/>
         <w:szCs w:val="22"/>
         <w:lang w:val="en-US" w:eastAsia="en-US" w:bidi="ar-SA"/>
@@ -729,7 +572,7 @@
       <w:spacing w:before="0" w:after="120" w:line="317" w:lineRule="auto"/>
     </w:pPr>
     <w:rPr>
-      <w:rFonts w:ascii="Inter" w:hAnsi="Inter" w:cs="Inter" w:eastAsia="Inter"/>
+      <w:rFonts w:ascii="Public Sans" w:hAnsi="Public Sans" w:cs="Public Sans" w:eastAsia="Public Sans"/>
       <w:b w:val="0"/>
       <w:i w:val="0"/>
       <w:color w:val="1B201E"/>
@@ -791,16 +634,16 @@
     <w:pPr>
       <w:keepNext/>
       <w:keepLines/>
-      <w:spacing w:before="360" w:after="120" w:line="264" w:lineRule="auto"/>
+      <w:spacing w:before="440" w:after="160" w:line="259" w:lineRule="auto"/>
       <w:outlineLvl w:val="0"/>
     </w:pPr>
     <w:rPr>
-      <w:rFonts w:asciiTheme="majorHAnsi" w:eastAsiaTheme="majorEastAsia" w:hAnsiTheme="majorHAnsi" w:cstheme="majorBidi" w:ascii="Playfair Display" w:hAnsi="Playfair Display" w:cs="Playfair Display" w:eastAsia="Playfair Display"/>
+      <w:rFonts w:ascii="Newsreader Display" w:hAnsi="Newsreader Display" w:cs="Newsreader Display" w:eastAsia="Newsreader Display"/>
       <w:b w:val="0"/>
       <w:bCs/>
       <w:i w:val="0"/>
       <w:color w:val="103428"/>
-      <w:sz w:val="40"/>
+      <w:sz w:val="44"/>
       <w:szCs w:val="28"/>
     </w:rPr>
   </w:style>
@@ -820,12 +663,12 @@
       <w:outlineLvl w:val="1"/>
     </w:pPr>
     <w:rPr>
-      <w:rFonts w:asciiTheme="majorHAnsi" w:eastAsiaTheme="majorEastAsia" w:hAnsiTheme="majorHAnsi" w:cstheme="majorBidi" w:ascii="Inter" w:hAnsi="Inter" w:cs="Inter" w:eastAsia="Inter"/>
-      <w:b/>
+      <w:rFonts w:ascii="Newsreader Display" w:hAnsi="Newsreader Display" w:cs="Newsreader Display" w:eastAsia="Newsreader Display"/>
+      <w:b w:val="0"/>
       <w:bCs/>
       <w:i w:val="0"/>
       <w:color w:val="103428"/>
-      <w:sz w:val="25"/>
+      <w:sz w:val="28"/>
       <w:szCs w:val="26"/>
     </w:rPr>
   </w:style>
@@ -845,12 +688,12 @@
       <w:outlineLvl w:val="2"/>
     </w:pPr>
     <w:rPr>
-      <w:rFonts w:asciiTheme="majorHAnsi" w:eastAsiaTheme="majorEastAsia" w:hAnsiTheme="majorHAnsi" w:cstheme="majorBidi" w:ascii="Inter" w:hAnsi="Inter" w:cs="Inter" w:eastAsia="Inter"/>
+      <w:rFonts w:ascii="Public Sans" w:hAnsi="Public Sans" w:cs="Public Sans" w:eastAsia="Public Sans"/>
       <w:b/>
       <w:bCs/>
       <w:i w:val="0"/>
-      <w:color w:val="2C5040"/>
-      <w:sz w:val="20"/>
+      <w:color w:val="103428"/>
+      <w:sz w:val="19"/>
     </w:rPr>
   </w:style>
   <w:style w:type="paragraph" w:styleId="Heading4">
@@ -870,7 +713,7 @@
       <w:outlineLvl w:val="3"/>
     </w:pPr>
     <w:rPr>
-      <w:rFonts w:asciiTheme="majorHAnsi" w:eastAsiaTheme="majorEastAsia" w:hAnsiTheme="majorHAnsi" w:cstheme="majorBidi"/>
+      <w:rFonts w:ascii="Newsreader Display" w:hAnsi="Newsreader Display" w:cs="Newsreader Display"/>
       <w:b/>
       <w:bCs/>
       <w:i/>
@@ -895,7 +738,7 @@
       <w:outlineLvl w:val="4"/>
     </w:pPr>
     <w:rPr>
-      <w:rFonts w:asciiTheme="majorHAnsi" w:eastAsiaTheme="majorEastAsia" w:hAnsiTheme="majorHAnsi" w:cstheme="majorBidi"/>
+      <w:rFonts w:ascii="Newsreader Display" w:hAnsi="Newsreader Display" w:cs="Newsreader Display"/>
       <w:color w:val="243F60" w:themeColor="accent1" w:themeShade="7F"/>
     </w:rPr>
   </w:style>
@@ -916,7 +759,7 @@
       <w:outlineLvl w:val="5"/>
     </w:pPr>
     <w:rPr>
-      <w:rFonts w:asciiTheme="majorHAnsi" w:eastAsiaTheme="majorEastAsia" w:hAnsiTheme="majorHAnsi" w:cstheme="majorBidi"/>
+      <w:rFonts w:ascii="Newsreader Display" w:hAnsi="Newsreader Display" w:cs="Newsreader Display"/>
       <w:i/>
       <w:iCs/>
       <w:color w:val="243F60" w:themeColor="accent1" w:themeShade="7F"/>
@@ -939,7 +782,7 @@
       <w:outlineLvl w:val="6"/>
     </w:pPr>
     <w:rPr>
-      <w:rFonts w:asciiTheme="majorHAnsi" w:eastAsiaTheme="majorEastAsia" w:hAnsiTheme="majorHAnsi" w:cstheme="majorBidi"/>
+      <w:rFonts w:ascii="Newsreader Display" w:hAnsi="Newsreader Display" w:cs="Newsreader Display"/>
       <w:i/>
       <w:iCs/>
       <w:color w:val="404040" w:themeColor="text1" w:themeTint="BF"/>
@@ -962,7 +805,7 @@
       <w:outlineLvl w:val="7"/>
     </w:pPr>
     <w:rPr>
-      <w:rFonts w:asciiTheme="majorHAnsi" w:eastAsiaTheme="majorEastAsia" w:hAnsiTheme="majorHAnsi" w:cstheme="majorBidi"/>
+      <w:rFonts w:ascii="Newsreader Display" w:hAnsi="Newsreader Display" w:cs="Newsreader Display"/>
       <w:color w:val="4F81BD" w:themeColor="accent1"/>
       <w:sz w:val="20"/>
       <w:szCs w:val="20"/>
@@ -985,7 +828,7 @@
       <w:outlineLvl w:val="8"/>
     </w:pPr>
     <w:rPr>
-      <w:rFonts w:asciiTheme="majorHAnsi" w:eastAsiaTheme="majorEastAsia" w:hAnsiTheme="majorHAnsi" w:cstheme="majorBidi"/>
+      <w:rFonts w:ascii="Newsreader Display" w:hAnsi="Newsreader Display" w:cs="Newsreader Display"/>
       <w:i/>
       <w:iCs/>
       <w:color w:val="404040" w:themeColor="text1" w:themeTint="BF"/>
@@ -1036,7 +879,7 @@
     <w:uiPriority w:val="9"/>
     <w:rsid w:val="00FC693F"/>
     <w:rPr>
-      <w:rFonts w:asciiTheme="majorHAnsi" w:eastAsiaTheme="majorEastAsia" w:hAnsiTheme="majorHAnsi" w:cstheme="majorBidi"/>
+      <w:rFonts w:ascii="Newsreader Display" w:hAnsi="Newsreader Display" w:cs="Newsreader Display"/>
       <w:b/>
       <w:bCs/>
       <w:color w:val="365F91" w:themeColor="accent1" w:themeShade="BF"/>
@@ -1051,7 +894,7 @@
     <w:uiPriority w:val="9"/>
     <w:rsid w:val="00FC693F"/>
     <w:rPr>
-      <w:rFonts w:asciiTheme="majorHAnsi" w:eastAsiaTheme="majorEastAsia" w:hAnsiTheme="majorHAnsi" w:cstheme="majorBidi"/>
+      <w:rFonts w:ascii="Newsreader Display" w:hAnsi="Newsreader Display" w:cs="Newsreader Display"/>
       <w:b/>
       <w:bCs/>
       <w:color w:val="4F81BD" w:themeColor="accent1"/>
@@ -1066,7 +909,7 @@
     <w:uiPriority w:val="9"/>
     <w:rsid w:val="00FC693F"/>
     <w:rPr>
-      <w:rFonts w:asciiTheme="majorHAnsi" w:eastAsiaTheme="majorEastAsia" w:hAnsiTheme="majorHAnsi" w:cstheme="majorBidi"/>
+      <w:rFonts w:ascii="Newsreader Display" w:hAnsi="Newsreader Display" w:cs="Newsreader Display"/>
       <w:b/>
       <w:bCs/>
       <w:color w:val="4F81BD" w:themeColor="accent1"/>
@@ -1081,17 +924,17 @@
     <w:qFormat/>
     <w:rsid w:val="00FC693F"/>
     <w:pPr>
-      <w:spacing w:after="160" w:line="252" w:lineRule="auto" w:before="0"/>
+      <w:spacing w:after="200" w:line="245" w:lineRule="auto" w:before="0"/>
       <w:contextualSpacing/>
     </w:pPr>
     <w:rPr>
-      <w:rFonts w:asciiTheme="majorHAnsi" w:eastAsiaTheme="majorEastAsia" w:hAnsiTheme="majorHAnsi" w:cstheme="majorBidi" w:ascii="Playfair Display" w:hAnsi="Playfair Display" w:cs="Playfair Display" w:eastAsia="Playfair Display"/>
+      <w:rFonts w:ascii="Newsreader Display" w:hAnsi="Newsreader Display" w:cs="Newsreader Display" w:eastAsia="Newsreader Display"/>
       <w:b w:val="0"/>
       <w:i w:val="0"/>
       <w:color w:val="103428"/>
       <w:spacing w:val="5"/>
       <w:kern w:val="28"/>
-      <w:sz w:val="60"/>
+      <w:sz w:val="64"/>
       <w:szCs w:val="52"/>
     </w:rPr>
   </w:style>
@@ -1102,7 +945,7 @@
     <w:uiPriority w:val="10"/>
     <w:rsid w:val="00FC693F"/>
     <w:rPr>
-      <w:rFonts w:asciiTheme="majorHAnsi" w:eastAsiaTheme="majorEastAsia" w:hAnsiTheme="majorHAnsi" w:cstheme="majorBidi"/>
+      <w:rFonts w:ascii="Newsreader Display" w:hAnsi="Newsreader Display" w:cs="Newsreader Display"/>
       <w:color w:val="17365D" w:themeColor="text2" w:themeShade="BF"/>
       <w:spacing w:val="5"/>
       <w:kern w:val="28"/>
@@ -1125,13 +968,13 @@
       <w:spacing w:before="0" w:after="240" w:line="312" w:lineRule="auto"/>
     </w:pPr>
     <w:rPr>
-      <w:rFonts w:asciiTheme="majorHAnsi" w:eastAsiaTheme="majorEastAsia" w:hAnsiTheme="majorHAnsi" w:cstheme="majorBidi" w:ascii="Source Serif 4" w:hAnsi="Source Serif 4" w:cs="Source Serif 4" w:eastAsia="Source Serif 4"/>
+      <w:rFonts w:ascii="Newsreader Text" w:hAnsi="Newsreader Text" w:cs="Newsreader Text" w:eastAsia="Newsreader Text"/>
       <w:b w:val="0"/>
       <w:i w:val="0"/>
       <w:iCs/>
-      <w:color w:val="2C5040"/>
+      <w:color w:val="5F6662"/>
       <w:spacing w:val="15"/>
-      <w:sz w:val="28"/>
+      <w:sz w:val="26"/>
       <w:szCs w:val="24"/>
     </w:rPr>
   </w:style>
@@ -1142,7 +985,7 @@
     <w:uiPriority w:val="11"/>
     <w:rsid w:val="00FC693F"/>
     <w:rPr>
-      <w:rFonts w:asciiTheme="majorHAnsi" w:eastAsiaTheme="majorEastAsia" w:hAnsiTheme="majorHAnsi" w:cstheme="majorBidi"/>
+      <w:rFonts w:ascii="Newsreader Display" w:hAnsi="Newsreader Display" w:cs="Newsreader Display"/>
       <w:i/>
       <w:iCs/>
       <w:color w:val="4F81BD" w:themeColor="accent1"/>
@@ -1271,7 +1114,7 @@
       <w:contextualSpacing/>
     </w:pPr>
     <w:rPr>
-      <w:rFonts w:ascii="Inter" w:hAnsi="Inter" w:cs="Inter" w:eastAsia="Inter"/>
+      <w:rFonts w:ascii="Public Sans" w:hAnsi="Public Sans" w:cs="Public Sans" w:eastAsia="Public Sans"/>
       <w:b w:val="0"/>
       <w:i w:val="0"/>
       <w:color w:val="1B201E"/>
@@ -1318,7 +1161,7 @@
       <w:contextualSpacing/>
     </w:pPr>
     <w:rPr>
-      <w:rFonts w:ascii="Inter" w:hAnsi="Inter" w:cs="Inter" w:eastAsia="Inter"/>
+      <w:rFonts w:ascii="Public Sans" w:hAnsi="Public Sans" w:cs="Public Sans" w:eastAsia="Public Sans"/>
       <w:b w:val="0"/>
       <w:i w:val="0"/>
       <w:color w:val="1B201E"/>
@@ -1434,12 +1277,12 @@
       <w:spacing w:before="240" w:after="240" w:line="324" w:lineRule="auto"/>
     </w:pPr>
     <w:rPr>
-      <w:rFonts w:ascii="Source Serif 4" w:hAnsi="Source Serif 4" w:cs="Source Serif 4" w:eastAsia="Source Serif 4"/>
+      <w:rFonts w:ascii="Newsreader Display" w:hAnsi="Newsreader Display" w:cs="Newsreader Display" w:eastAsia="Newsreader Display"/>
       <w:b w:val="0"/>
       <w:i/>
       <w:iCs/>
       <w:color w:val="103428"/>
-      <w:sz w:val="28"/>
+      <w:sz w:val="32"/>
     </w:rPr>
   </w:style>
   <w:style w:type="character" w:customStyle="1" w:styleId="QuoteChar">
@@ -1462,7 +1305,7 @@
     <w:semiHidden/>
     <w:rsid w:val="00FC693F"/>
     <w:rPr>
-      <w:rFonts w:asciiTheme="majorHAnsi" w:eastAsiaTheme="majorEastAsia" w:hAnsiTheme="majorHAnsi" w:cstheme="majorBidi"/>
+      <w:rFonts w:ascii="Newsreader Display" w:hAnsi="Newsreader Display" w:cs="Newsreader Display"/>
       <w:b/>
       <w:bCs/>
       <w:i/>
@@ -1478,7 +1321,7 @@
     <w:semiHidden/>
     <w:rsid w:val="00FC693F"/>
     <w:rPr>
-      <w:rFonts w:asciiTheme="majorHAnsi" w:eastAsiaTheme="majorEastAsia" w:hAnsiTheme="majorHAnsi" w:cstheme="majorBidi"/>
+      <w:rFonts w:ascii="Newsreader Display" w:hAnsi="Newsreader Display" w:cs="Newsreader Display"/>
       <w:color w:val="243F60" w:themeColor="accent1" w:themeShade="7F"/>
     </w:rPr>
   </w:style>
@@ -1490,7 +1333,7 @@
     <w:semiHidden/>
     <w:rsid w:val="00FC693F"/>
     <w:rPr>
-      <w:rFonts w:asciiTheme="majorHAnsi" w:eastAsiaTheme="majorEastAsia" w:hAnsiTheme="majorHAnsi" w:cstheme="majorBidi"/>
+      <w:rFonts w:ascii="Newsreader Display" w:hAnsi="Newsreader Display" w:cs="Newsreader Display"/>
       <w:i/>
       <w:iCs/>
       <w:color w:val="243F60" w:themeColor="accent1" w:themeShade="7F"/>
@@ -1504,7 +1347,7 @@
     <w:semiHidden/>
     <w:rsid w:val="00FC693F"/>
     <w:rPr>
-      <w:rFonts w:asciiTheme="majorHAnsi" w:eastAsiaTheme="majorEastAsia" w:hAnsiTheme="majorHAnsi" w:cstheme="majorBidi"/>
+      <w:rFonts w:ascii="Newsreader Display" w:hAnsi="Newsreader Display" w:cs="Newsreader Display"/>
       <w:i/>
       <w:iCs/>
       <w:color w:val="404040" w:themeColor="text1" w:themeTint="BF"/>
@@ -1518,7 +1361,7 @@
     <w:semiHidden/>
     <w:rsid w:val="00FC693F"/>
     <w:rPr>
-      <w:rFonts w:asciiTheme="majorHAnsi" w:eastAsiaTheme="majorEastAsia" w:hAnsiTheme="majorHAnsi" w:cstheme="majorBidi"/>
+      <w:rFonts w:ascii="Newsreader Display" w:hAnsi="Newsreader Display" w:cs="Newsreader Display"/>
       <w:color w:val="4F81BD" w:themeColor="accent1"/>
       <w:sz w:val="20"/>
       <w:szCs w:val="20"/>
@@ -1532,7 +1375,7 @@
     <w:semiHidden/>
     <w:rsid w:val="00FC693F"/>
     <w:rPr>
-      <w:rFonts w:asciiTheme="majorHAnsi" w:eastAsiaTheme="majorEastAsia" w:hAnsiTheme="majorHAnsi" w:cstheme="majorBidi"/>
+      <w:rFonts w:ascii="Newsreader Display" w:hAnsi="Newsreader Display" w:cs="Newsreader Display"/>
       <w:i/>
       <w:iCs/>
       <w:color w:val="404040" w:themeColor="text1" w:themeTint="BF"/>
@@ -1553,7 +1396,7 @@
       <w:spacing w:line="300" w:lineRule="auto" w:before="60" w:after="200"/>
     </w:pPr>
     <w:rPr>
-      <w:rFonts w:ascii="Inter" w:hAnsi="Inter" w:cs="Inter" w:eastAsia="Inter"/>
+      <w:rFonts w:ascii="Public Sans" w:hAnsi="Public Sans" w:cs="Public Sans" w:eastAsia="Public Sans"/>
       <w:b w:val="0"/>
       <w:bCs/>
       <w:i w:val="0"/>
@@ -3123,7 +2966,7 @@
         <w:spacing w:before="0" w:after="0" w:line="240" w:lineRule="auto"/>
       </w:pPr>
       <w:rPr>
-        <w:rFonts w:asciiTheme="majorHAnsi" w:eastAsiaTheme="majorEastAsia" w:hAnsiTheme="majorHAnsi" w:cstheme="majorBidi"/>
+        <w:rFonts w:ascii="Newsreader Display" w:hAnsi="Newsreader Display" w:cs="Newsreader Display"/>
         <w:b/>
         <w:bCs/>
       </w:rPr>
@@ -3144,7 +2987,7 @@
         <w:spacing w:before="0" w:after="0" w:line="240" w:lineRule="auto"/>
       </w:pPr>
       <w:rPr>
-        <w:rFonts w:asciiTheme="majorHAnsi" w:eastAsiaTheme="majorEastAsia" w:hAnsiTheme="majorHAnsi" w:cstheme="majorBidi"/>
+        <w:rFonts w:ascii="Newsreader Display" w:hAnsi="Newsreader Display" w:cs="Newsreader Display"/>
         <w:b/>
         <w:bCs/>
       </w:rPr>
@@ -3162,14 +3005,14 @@
     </w:tblStylePr>
     <w:tblStylePr w:type="firstCol">
       <w:rPr>
-        <w:rFonts w:asciiTheme="majorHAnsi" w:eastAsiaTheme="majorEastAsia" w:hAnsiTheme="majorHAnsi" w:cstheme="majorBidi"/>
+        <w:rFonts w:ascii="Newsreader Display" w:hAnsi="Newsreader Display" w:cs="Newsreader Display"/>
         <w:b/>
         <w:bCs/>
       </w:rPr>
     </w:tblStylePr>
     <w:tblStylePr w:type="lastCol">
       <w:rPr>
-        <w:rFonts w:asciiTheme="majorHAnsi" w:eastAsiaTheme="majorEastAsia" w:hAnsiTheme="majorHAnsi" w:cstheme="majorBidi"/>
+        <w:rFonts w:ascii="Newsreader Display" w:hAnsi="Newsreader Display" w:cs="Newsreader Display"/>
         <w:b/>
         <w:bCs/>
       </w:rPr>
@@ -3253,7 +3096,7 @@
         <w:spacing w:before="0" w:after="0" w:line="240" w:lineRule="auto"/>
       </w:pPr>
       <w:rPr>
-        <w:rFonts w:asciiTheme="majorHAnsi" w:eastAsiaTheme="majorEastAsia" w:hAnsiTheme="majorHAnsi" w:cstheme="majorBidi"/>
+        <w:rFonts w:ascii="Newsreader Display" w:hAnsi="Newsreader Display" w:cs="Newsreader Display"/>
         <w:b/>
         <w:bCs/>
       </w:rPr>
@@ -3274,7 +3117,7 @@
         <w:spacing w:before="0" w:after="0" w:line="240" w:lineRule="auto"/>
       </w:pPr>
       <w:rPr>
-        <w:rFonts w:asciiTheme="majorHAnsi" w:eastAsiaTheme="majorEastAsia" w:hAnsiTheme="majorHAnsi" w:cstheme="majorBidi"/>
+        <w:rFonts w:ascii="Newsreader Display" w:hAnsi="Newsreader Display" w:cs="Newsreader Display"/>
         <w:b/>
         <w:bCs/>
       </w:rPr>
@@ -3292,14 +3135,14 @@
     </w:tblStylePr>
     <w:tblStylePr w:type="firstCol">
       <w:rPr>
-        <w:rFonts w:asciiTheme="majorHAnsi" w:eastAsiaTheme="majorEastAsia" w:hAnsiTheme="majorHAnsi" w:cstheme="majorBidi"/>
+        <w:rFonts w:ascii="Newsreader Display" w:hAnsi="Newsreader Display" w:cs="Newsreader Display"/>
         <w:b/>
         <w:bCs/>
       </w:rPr>
     </w:tblStylePr>
     <w:tblStylePr w:type="lastCol">
       <w:rPr>
-        <w:rFonts w:asciiTheme="majorHAnsi" w:eastAsiaTheme="majorEastAsia" w:hAnsiTheme="majorHAnsi" w:cstheme="majorBidi"/>
+        <w:rFonts w:ascii="Newsreader Display" w:hAnsi="Newsreader Display" w:cs="Newsreader Display"/>
         <w:b/>
         <w:bCs/>
       </w:rPr>
@@ -3383,7 +3226,7 @@
         <w:spacing w:before="0" w:after="0" w:line="240" w:lineRule="auto"/>
       </w:pPr>
       <w:rPr>
-        <w:rFonts w:asciiTheme="majorHAnsi" w:eastAsiaTheme="majorEastAsia" w:hAnsiTheme="majorHAnsi" w:cstheme="majorBidi"/>
+        <w:rFonts w:ascii="Newsreader Display" w:hAnsi="Newsreader Display" w:cs="Newsreader Display"/>
         <w:b/>
         <w:bCs/>
       </w:rPr>
@@ -3404,7 +3247,7 @@
         <w:spacing w:before="0" w:after="0" w:line="240" w:lineRule="auto"/>
       </w:pPr>
       <w:rPr>
-        <w:rFonts w:asciiTheme="majorHAnsi" w:eastAsiaTheme="majorEastAsia" w:hAnsiTheme="majorHAnsi" w:cstheme="majorBidi"/>
+        <w:rFonts w:ascii="Newsreader Display" w:hAnsi="Newsreader Display" w:cs="Newsreader Display"/>
         <w:b/>
         <w:bCs/>
       </w:rPr>
@@ -3422,14 +3265,14 @@
     </w:tblStylePr>
     <w:tblStylePr w:type="firstCol">
       <w:rPr>
-        <w:rFonts w:asciiTheme="majorHAnsi" w:eastAsiaTheme="majorEastAsia" w:hAnsiTheme="majorHAnsi" w:cstheme="majorBidi"/>
+        <w:rFonts w:ascii="Newsreader Display" w:hAnsi="Newsreader Display" w:cs="Newsreader Display"/>
         <w:b/>
         <w:bCs/>
       </w:rPr>
     </w:tblStylePr>
     <w:tblStylePr w:type="lastCol">
       <w:rPr>
-        <w:rFonts w:asciiTheme="majorHAnsi" w:eastAsiaTheme="majorEastAsia" w:hAnsiTheme="majorHAnsi" w:cstheme="majorBidi"/>
+        <w:rFonts w:ascii="Newsreader Display" w:hAnsi="Newsreader Display" w:cs="Newsreader Display"/>
         <w:b/>
         <w:bCs/>
       </w:rPr>
@@ -3513,7 +3356,7 @@
         <w:spacing w:before="0" w:after="0" w:line="240" w:lineRule="auto"/>
       </w:pPr>
       <w:rPr>
-        <w:rFonts w:asciiTheme="majorHAnsi" w:eastAsiaTheme="majorEastAsia" w:hAnsiTheme="majorHAnsi" w:cstheme="majorBidi"/>
+        <w:rFonts w:ascii="Newsreader Display" w:hAnsi="Newsreader Display" w:cs="Newsreader Display"/>
         <w:b/>
         <w:bCs/>
       </w:rPr>
@@ -3534,7 +3377,7 @@
         <w:spacing w:before="0" w:after="0" w:line="240" w:lineRule="auto"/>
       </w:pPr>
       <w:rPr>
-        <w:rFonts w:asciiTheme="majorHAnsi" w:eastAsiaTheme="majorEastAsia" w:hAnsiTheme="majorHAnsi" w:cstheme="majorBidi"/>
+        <w:rFonts w:ascii="Newsreader Display" w:hAnsi="Newsreader Display" w:cs="Newsreader Display"/>
         <w:b/>
         <w:bCs/>
       </w:rPr>
@@ -3552,14 +3395,14 @@
     </w:tblStylePr>
     <w:tblStylePr w:type="firstCol">
       <w:rPr>
-        <w:rFonts w:asciiTheme="majorHAnsi" w:eastAsiaTheme="majorEastAsia" w:hAnsiTheme="majorHAnsi" w:cstheme="majorBidi"/>
+        <w:rFonts w:ascii="Newsreader Display" w:hAnsi="Newsreader Display" w:cs="Newsreader Display"/>
         <w:b/>
         <w:bCs/>
       </w:rPr>
     </w:tblStylePr>
     <w:tblStylePr w:type="lastCol">
       <w:rPr>
-        <w:rFonts w:asciiTheme="majorHAnsi" w:eastAsiaTheme="majorEastAsia" w:hAnsiTheme="majorHAnsi" w:cstheme="majorBidi"/>
+        <w:rFonts w:ascii="Newsreader Display" w:hAnsi="Newsreader Display" w:cs="Newsreader Display"/>
         <w:b/>
         <w:bCs/>
       </w:rPr>
@@ -3643,7 +3486,7 @@
         <w:spacing w:before="0" w:after="0" w:line="240" w:lineRule="auto"/>
       </w:pPr>
       <w:rPr>
-        <w:rFonts w:asciiTheme="majorHAnsi" w:eastAsiaTheme="majorEastAsia" w:hAnsiTheme="majorHAnsi" w:cstheme="majorBidi"/>
+        <w:rFonts w:ascii="Newsreader Display" w:hAnsi="Newsreader Display" w:cs="Newsreader Display"/>
         <w:b/>
         <w:bCs/>
       </w:rPr>
@@ -3664,7 +3507,7 @@
         <w:spacing w:before="0" w:after="0" w:line="240" w:lineRule="auto"/>
       </w:pPr>
       <w:rPr>
-        <w:rFonts w:asciiTheme="majorHAnsi" w:eastAsiaTheme="majorEastAsia" w:hAnsiTheme="majorHAnsi" w:cstheme="majorBidi"/>
+        <w:rFonts w:ascii="Newsreader Display" w:hAnsi="Newsreader Display" w:cs="Newsreader Display"/>
         <w:b/>
         <w:bCs/>
       </w:rPr>
@@ -3682,14 +3525,14 @@
     </w:tblStylePr>
     <w:tblStylePr w:type="firstCol">
       <w:rPr>
-        <w:rFonts w:asciiTheme="majorHAnsi" w:eastAsiaTheme="majorEastAsia" w:hAnsiTheme="majorHAnsi" w:cstheme="majorBidi"/>
+        <w:rFonts w:ascii="Newsreader Display" w:hAnsi="Newsreader Display" w:cs="Newsreader Display"/>
         <w:b/>
         <w:bCs/>
       </w:rPr>
     </w:tblStylePr>
     <w:tblStylePr w:type="lastCol">
       <w:rPr>
-        <w:rFonts w:asciiTheme="majorHAnsi" w:eastAsiaTheme="majorEastAsia" w:hAnsiTheme="majorHAnsi" w:cstheme="majorBidi"/>
+        <w:rFonts w:ascii="Newsreader Display" w:hAnsi="Newsreader Display" w:cs="Newsreader Display"/>
         <w:b/>
         <w:bCs/>
       </w:rPr>
@@ -3773,7 +3616,7 @@
         <w:spacing w:before="0" w:after="0" w:line="240" w:lineRule="auto"/>
       </w:pPr>
       <w:rPr>
-        <w:rFonts w:asciiTheme="majorHAnsi" w:eastAsiaTheme="majorEastAsia" w:hAnsiTheme="majorHAnsi" w:cstheme="majorBidi"/>
+        <w:rFonts w:ascii="Newsreader Display" w:hAnsi="Newsreader Display" w:cs="Newsreader Display"/>
         <w:b/>
         <w:bCs/>
       </w:rPr>
@@ -3794,7 +3637,7 @@
         <w:spacing w:before="0" w:after="0" w:line="240" w:lineRule="auto"/>
       </w:pPr>
       <w:rPr>
-        <w:rFonts w:asciiTheme="majorHAnsi" w:eastAsiaTheme="majorEastAsia" w:hAnsiTheme="majorHAnsi" w:cstheme="majorBidi"/>
+        <w:rFonts w:ascii="Newsreader Display" w:hAnsi="Newsreader Display" w:cs="Newsreader Display"/>
         <w:b/>
         <w:bCs/>
       </w:rPr>
@@ -3812,14 +3655,14 @@
     </w:tblStylePr>
     <w:tblStylePr w:type="firstCol">
       <w:rPr>
-        <w:rFonts w:asciiTheme="majorHAnsi" w:eastAsiaTheme="majorEastAsia" w:hAnsiTheme="majorHAnsi" w:cstheme="majorBidi"/>
+        <w:rFonts w:ascii="Newsreader Display" w:hAnsi="Newsreader Display" w:cs="Newsreader Display"/>
         <w:b/>
         <w:bCs/>
       </w:rPr>
     </w:tblStylePr>
     <w:tblStylePr w:type="lastCol">
       <w:rPr>
-        <w:rFonts w:asciiTheme="majorHAnsi" w:eastAsiaTheme="majorEastAsia" w:hAnsiTheme="majorHAnsi" w:cstheme="majorBidi"/>
+        <w:rFonts w:ascii="Newsreader Display" w:hAnsi="Newsreader Display" w:cs="Newsreader Display"/>
         <w:b/>
         <w:bCs/>
       </w:rPr>
@@ -3903,7 +3746,7 @@
         <w:spacing w:before="0" w:after="0" w:line="240" w:lineRule="auto"/>
       </w:pPr>
       <w:rPr>
-        <w:rFonts w:asciiTheme="majorHAnsi" w:eastAsiaTheme="majorEastAsia" w:hAnsiTheme="majorHAnsi" w:cstheme="majorBidi"/>
+        <w:rFonts w:ascii="Newsreader Display" w:hAnsi="Newsreader Display" w:cs="Newsreader Display"/>
         <w:b/>
         <w:bCs/>
       </w:rPr>
@@ -3924,7 +3767,7 @@
         <w:spacing w:before="0" w:after="0" w:line="240" w:lineRule="auto"/>
       </w:pPr>
       <w:rPr>
-        <w:rFonts w:asciiTheme="majorHAnsi" w:eastAsiaTheme="majorEastAsia" w:hAnsiTheme="majorHAnsi" w:cstheme="majorBidi"/>
+        <w:rFonts w:ascii="Newsreader Display" w:hAnsi="Newsreader Display" w:cs="Newsreader Display"/>
         <w:b/>
         <w:bCs/>
       </w:rPr>
@@ -3942,14 +3785,14 @@
     </w:tblStylePr>
     <w:tblStylePr w:type="firstCol">
       <w:rPr>
-        <w:rFonts w:asciiTheme="majorHAnsi" w:eastAsiaTheme="majorEastAsia" w:hAnsiTheme="majorHAnsi" w:cstheme="majorBidi"/>
+        <w:rFonts w:ascii="Newsreader Display" w:hAnsi="Newsreader Display" w:cs="Newsreader Display"/>
         <w:b/>
         <w:bCs/>
       </w:rPr>
     </w:tblStylePr>
     <w:tblStylePr w:type="lastCol">
       <w:rPr>
-        <w:rFonts w:asciiTheme="majorHAnsi" w:eastAsiaTheme="majorEastAsia" w:hAnsiTheme="majorHAnsi" w:cstheme="majorBidi"/>
+        <w:rFonts w:ascii="Newsreader Display" w:hAnsi="Newsreader Display" w:cs="Newsreader Display"/>
         <w:b/>
         <w:bCs/>
       </w:rPr>
@@ -5814,7 +5657,7 @@
     </w:tblPr>
     <w:tblStylePr w:type="firstRow">
       <w:rPr>
-        <w:rFonts w:asciiTheme="majorHAnsi" w:eastAsiaTheme="majorEastAsia" w:hAnsiTheme="majorHAnsi" w:cstheme="majorBidi"/>
+        <w:rFonts w:ascii="Newsreader Display" w:hAnsi="Newsreader Display" w:cs="Newsreader Display"/>
       </w:rPr>
       <w:tblPr/>
       <w:tcPr>
@@ -5898,7 +5741,7 @@
     </w:tblPr>
     <w:tblStylePr w:type="firstRow">
       <w:rPr>
-        <w:rFonts w:asciiTheme="majorHAnsi" w:eastAsiaTheme="majorEastAsia" w:hAnsiTheme="majorHAnsi" w:cstheme="majorBidi"/>
+        <w:rFonts w:ascii="Newsreader Display" w:hAnsi="Newsreader Display" w:cs="Newsreader Display"/>
       </w:rPr>
       <w:tblPr/>
       <w:tcPr>
@@ -5982,7 +5825,7 @@
     </w:tblPr>
     <w:tblStylePr w:type="firstRow">
       <w:rPr>
-        <w:rFonts w:asciiTheme="majorHAnsi" w:eastAsiaTheme="majorEastAsia" w:hAnsiTheme="majorHAnsi" w:cstheme="majorBidi"/>
+        <w:rFonts w:ascii="Newsreader Display" w:hAnsi="Newsreader Display" w:cs="Newsreader Display"/>
       </w:rPr>
       <w:tblPr/>
       <w:tcPr>
@@ -6066,7 +5909,7 @@
     </w:tblPr>
     <w:tblStylePr w:type="firstRow">
       <w:rPr>
-        <w:rFonts w:asciiTheme="majorHAnsi" w:eastAsiaTheme="majorEastAsia" w:hAnsiTheme="majorHAnsi" w:cstheme="majorBidi"/>
+        <w:rFonts w:ascii="Newsreader Display" w:hAnsi="Newsreader Display" w:cs="Newsreader Display"/>
       </w:rPr>
       <w:tblPr/>
       <w:tcPr>
@@ -6150,7 +5993,7 @@
     </w:tblPr>
     <w:tblStylePr w:type="firstRow">
       <w:rPr>
-        <w:rFonts w:asciiTheme="majorHAnsi" w:eastAsiaTheme="majorEastAsia" w:hAnsiTheme="majorHAnsi" w:cstheme="majorBidi"/>
+        <w:rFonts w:ascii="Newsreader Display" w:hAnsi="Newsreader Display" w:cs="Newsreader Display"/>
       </w:rPr>
       <w:tblPr/>
       <w:tcPr>
@@ -6234,7 +6077,7 @@
     </w:tblPr>
     <w:tblStylePr w:type="firstRow">
       <w:rPr>
-        <w:rFonts w:asciiTheme="majorHAnsi" w:eastAsiaTheme="majorEastAsia" w:hAnsiTheme="majorHAnsi" w:cstheme="majorBidi"/>
+        <w:rFonts w:ascii="Newsreader Display" w:hAnsi="Newsreader Display" w:cs="Newsreader Display"/>
       </w:rPr>
       <w:tblPr/>
       <w:tcPr>
@@ -6318,7 +6161,7 @@
     </w:tblPr>
     <w:tblStylePr w:type="firstRow">
       <w:rPr>
-        <w:rFonts w:asciiTheme="majorHAnsi" w:eastAsiaTheme="majorEastAsia" w:hAnsiTheme="majorHAnsi" w:cstheme="majorBidi"/>
+        <w:rFonts w:ascii="Newsreader Display" w:hAnsi="Newsreader Display" w:cs="Newsreader Display"/>
       </w:rPr>
       <w:tblPr/>
       <w:tcPr>
@@ -6383,7 +6226,7 @@
       <w:spacing w:after="0" w:line="240" w:lineRule="auto"/>
     </w:pPr>
     <w:rPr>
-      <w:rFonts w:asciiTheme="majorHAnsi" w:eastAsiaTheme="majorEastAsia" w:hAnsiTheme="majorHAnsi" w:cstheme="majorBidi"/>
+      <w:rFonts w:ascii="Newsreader Display" w:hAnsi="Newsreader Display" w:cs="Newsreader Display"/>
       <w:color w:val="000000" w:themeColor="text1"/>
     </w:rPr>
     <w:tblPr>
@@ -6511,7 +6354,7 @@
       <w:spacing w:after="0" w:line="240" w:lineRule="auto"/>
     </w:pPr>
     <w:rPr>
-      <w:rFonts w:asciiTheme="majorHAnsi" w:eastAsiaTheme="majorEastAsia" w:hAnsiTheme="majorHAnsi" w:cstheme="majorBidi"/>
+      <w:rFonts w:ascii="Newsreader Display" w:hAnsi="Newsreader Display" w:cs="Newsreader Display"/>
       <w:color w:val="000000" w:themeColor="text1"/>
     </w:rPr>
     <w:tblPr>
@@ -6639,7 +6482,7 @@
       <w:spacing w:after="0" w:line="240" w:lineRule="auto"/>
     </w:pPr>
     <w:rPr>
-      <w:rFonts w:asciiTheme="majorHAnsi" w:eastAsiaTheme="majorEastAsia" w:hAnsiTheme="majorHAnsi" w:cstheme="majorBidi"/>
+      <w:rFonts w:ascii="Newsreader Display" w:hAnsi="Newsreader Display" w:cs="Newsreader Display"/>
       <w:color w:val="000000" w:themeColor="text1"/>
     </w:rPr>
     <w:tblPr>
@@ -6767,7 +6610,7 @@
       <w:spacing w:after="0" w:line="240" w:lineRule="auto"/>
     </w:pPr>
     <w:rPr>
-      <w:rFonts w:asciiTheme="majorHAnsi" w:eastAsiaTheme="majorEastAsia" w:hAnsiTheme="majorHAnsi" w:cstheme="majorBidi"/>
+      <w:rFonts w:ascii="Newsreader Display" w:hAnsi="Newsreader Display" w:cs="Newsreader Display"/>
       <w:color w:val="000000" w:themeColor="text1"/>
     </w:rPr>
     <w:tblPr>
@@ -6895,7 +6738,7 @@
       <w:spacing w:after="0" w:line="240" w:lineRule="auto"/>
     </w:pPr>
     <w:rPr>
-      <w:rFonts w:asciiTheme="majorHAnsi" w:eastAsiaTheme="majorEastAsia" w:hAnsiTheme="majorHAnsi" w:cstheme="majorBidi"/>
+      <w:rFonts w:ascii="Newsreader Display" w:hAnsi="Newsreader Display" w:cs="Newsreader Display"/>
       <w:color w:val="000000" w:themeColor="text1"/>
     </w:rPr>
     <w:tblPr>
@@ -7023,7 +6866,7 @@
       <w:spacing w:after="0" w:line="240" w:lineRule="auto"/>
     </w:pPr>
     <w:rPr>
-      <w:rFonts w:asciiTheme="majorHAnsi" w:eastAsiaTheme="majorEastAsia" w:hAnsiTheme="majorHAnsi" w:cstheme="majorBidi"/>
+      <w:rFonts w:ascii="Newsreader Display" w:hAnsi="Newsreader Display" w:cs="Newsreader Display"/>
       <w:color w:val="000000" w:themeColor="text1"/>
     </w:rPr>
     <w:tblPr>
@@ -7151,7 +6994,7 @@
       <w:spacing w:after="0" w:line="240" w:lineRule="auto"/>
     </w:pPr>
     <w:rPr>
-      <w:rFonts w:asciiTheme="majorHAnsi" w:eastAsiaTheme="majorEastAsia" w:hAnsiTheme="majorHAnsi" w:cstheme="majorBidi"/>
+      <w:rFonts w:ascii="Newsreader Display" w:hAnsi="Newsreader Display" w:cs="Newsreader Display"/>
       <w:color w:val="000000" w:themeColor="text1"/>
     </w:rPr>
     <w:tblPr>
@@ -7790,7 +7633,7 @@
       <w:spacing w:after="0" w:line="240" w:lineRule="auto"/>
     </w:pPr>
     <w:rPr>
-      <w:rFonts w:asciiTheme="majorHAnsi" w:eastAsiaTheme="majorEastAsia" w:hAnsiTheme="majorHAnsi" w:cstheme="majorBidi"/>
+      <w:rFonts w:ascii="Newsreader Display" w:hAnsi="Newsreader Display" w:cs="Newsreader Display"/>
       <w:color w:val="000000" w:themeColor="text1"/>
     </w:rPr>
     <w:tblPr>
@@ -7915,7 +7758,7 @@
       <w:spacing w:after="0" w:line="240" w:lineRule="auto"/>
     </w:pPr>
     <w:rPr>
-      <w:rFonts w:asciiTheme="majorHAnsi" w:eastAsiaTheme="majorEastAsia" w:hAnsiTheme="majorHAnsi" w:cstheme="majorBidi"/>
+      <w:rFonts w:ascii="Newsreader Display" w:hAnsi="Newsreader Display" w:cs="Newsreader Display"/>
       <w:color w:val="000000" w:themeColor="text1"/>
     </w:rPr>
     <w:tblPr>
@@ -8040,7 +7883,7 @@
       <w:spacing w:after="0" w:line="240" w:lineRule="auto"/>
     </w:pPr>
     <w:rPr>
-      <w:rFonts w:asciiTheme="majorHAnsi" w:eastAsiaTheme="majorEastAsia" w:hAnsiTheme="majorHAnsi" w:cstheme="majorBidi"/>
+      <w:rFonts w:ascii="Newsreader Display" w:hAnsi="Newsreader Display" w:cs="Newsreader Display"/>
       <w:color w:val="000000" w:themeColor="text1"/>
     </w:rPr>
     <w:tblPr>
@@ -8165,7 +8008,7 @@
       <w:spacing w:after="0" w:line="240" w:lineRule="auto"/>
     </w:pPr>
     <w:rPr>
-      <w:rFonts w:asciiTheme="majorHAnsi" w:eastAsiaTheme="majorEastAsia" w:hAnsiTheme="majorHAnsi" w:cstheme="majorBidi"/>
+      <w:rFonts w:ascii="Newsreader Display" w:hAnsi="Newsreader Display" w:cs="Newsreader Display"/>
       <w:color w:val="000000" w:themeColor="text1"/>
     </w:rPr>
     <w:tblPr>
@@ -8290,7 +8133,7 @@
       <w:spacing w:after="0" w:line="240" w:lineRule="auto"/>
     </w:pPr>
     <w:rPr>
-      <w:rFonts w:asciiTheme="majorHAnsi" w:eastAsiaTheme="majorEastAsia" w:hAnsiTheme="majorHAnsi" w:cstheme="majorBidi"/>
+      <w:rFonts w:ascii="Newsreader Display" w:hAnsi="Newsreader Display" w:cs="Newsreader Display"/>
       <w:color w:val="000000" w:themeColor="text1"/>
     </w:rPr>
     <w:tblPr>
@@ -8415,7 +8258,7 @@
       <w:spacing w:after="0" w:line="240" w:lineRule="auto"/>
     </w:pPr>
     <w:rPr>
-      <w:rFonts w:asciiTheme="majorHAnsi" w:eastAsiaTheme="majorEastAsia" w:hAnsiTheme="majorHAnsi" w:cstheme="majorBidi"/>
+      <w:rFonts w:ascii="Newsreader Display" w:hAnsi="Newsreader Display" w:cs="Newsreader Display"/>
       <w:color w:val="000000" w:themeColor="text1"/>
     </w:rPr>
     <w:tblPr>
@@ -8540,7 +8383,7 @@
       <w:spacing w:after="0" w:line="240" w:lineRule="auto"/>
     </w:pPr>
     <w:rPr>
-      <w:rFonts w:asciiTheme="majorHAnsi" w:eastAsiaTheme="majorEastAsia" w:hAnsiTheme="majorHAnsi" w:cstheme="majorBidi"/>
+      <w:rFonts w:ascii="Newsreader Display" w:hAnsi="Newsreader Display" w:cs="Newsreader Display"/>
       <w:color w:val="000000" w:themeColor="text1"/>
     </w:rPr>
     <w:tblPr>
@@ -12455,27 +12298,27 @@
       <w:spacing w:before="0" w:after="80" w:line="288" w:lineRule="auto"/>
     </w:pPr>
     <w:rPr>
-      <w:rFonts w:ascii="Inter" w:hAnsi="Inter" w:cs="Inter" w:eastAsia="Inter"/>
+      <w:rFonts w:ascii="Public Sans" w:hAnsi="Public Sans" w:cs="Public Sans" w:eastAsia="Public Sans"/>
       <w:b/>
       <w:i w:val="0"/>
       <w:caps/>
-      <w:color w:val="9A6510"/>
-      <w:sz w:val="16"/>
-      <w:spacing w:val="32"/>
+      <w:color w:val="8A5A0C"/>
+      <w:sz w:val="15"/>
+      <w:spacing w:val="12"/>
     </w:rPr>
   </w:style>
   <w:style w:type="paragraph" w:customStyle="1" w:styleId="Lead">
     <w:name w:val="Lead"/>
     <w:basedOn w:val="Normal"/>
     <w:pPr>
-      <w:spacing w:before="0" w:after="200" w:line="336" w:lineRule="auto"/>
+      <w:spacing w:before="0" w:after="240" w:line="331" w:lineRule="auto"/>
     </w:pPr>
     <w:rPr>
-      <w:rFonts w:ascii="Source Serif 4" w:hAnsi="Source Serif 4" w:cs="Source Serif 4" w:eastAsia="Source Serif 4"/>
+      <w:rFonts w:ascii="Newsreader Text" w:hAnsi="Newsreader Text" w:cs="Newsreader Text" w:eastAsia="Newsreader Text"/>
       <w:b w:val="0"/>
       <w:i w:val="0"/>
       <w:color w:val="103428"/>
-      <w:sz w:val="25"/>
+      <w:sz w:val="26"/>
     </w:rPr>
   </w:style>
   <w:style w:type="paragraph" w:customStyle="1" w:styleId="Small">
@@ -12485,7 +12328,7 @@
       <w:spacing w:before="0" w:after="40" w:line="300" w:lineRule="auto"/>
     </w:pPr>
     <w:rPr>
-      <w:rFonts w:ascii="Inter" w:hAnsi="Inter" w:cs="Inter" w:eastAsia="Inter"/>
+      <w:rFonts w:ascii="Public Sans" w:hAnsi="Public Sans" w:cs="Public Sans" w:eastAsia="Public Sans"/>
       <w:b w:val="0"/>
       <w:i w:val="0"/>
       <w:color w:val="5F6662"/>
@@ -12499,7 +12342,7 @@
       <w:spacing w:before="20" w:after="20" w:line="276" w:lineRule="auto"/>
     </w:pPr>
     <w:rPr>
-      <w:rFonts w:ascii="Inter" w:hAnsi="Inter" w:cs="Inter" w:eastAsia="Inter"/>
+      <w:rFonts w:ascii="Public Sans" w:hAnsi="Public Sans" w:cs="Public Sans" w:eastAsia="Public Sans"/>
       <w:b w:val="0"/>
       <w:i w:val="0"/>
       <w:color w:val="1B201E"/>
@@ -12513,13 +12356,13 @@
       <w:spacing w:before="40" w:after="40" w:line="264" w:lineRule="auto"/>
     </w:pPr>
     <w:rPr>
-      <w:rFonts w:ascii="Inter" w:hAnsi="Inter" w:cs="Inter" w:eastAsia="Inter"/>
+      <w:rFonts w:ascii="Public Sans" w:hAnsi="Public Sans" w:cs="Public Sans" w:eastAsia="Public Sans"/>
       <w:b/>
       <w:i w:val="0"/>
       <w:caps/>
       <w:color w:val="103428"/>
-      <w:sz w:val="16"/>
-      <w:spacing w:val="12"/>
+      <w:sz w:val="15"/>
+      <w:spacing w:val="10"/>
     </w:rPr>
   </w:style>
 </w:styles>
